--- a/tillsyn/A 30974-2025 tillsynsbegäran.docx
+++ b/tillsyn/A 30974-2025 tillsynsbegäran.docx
@@ -445,7 +445,7 @@
     <w:r>
       <w:tab/>
       <w:tab/>
-      <w:t>2026-06-18</w:t>
+      <w:t>2026-06-19</w:t>
       <w:br/>
       <w:br/>
     </w:r>

--- a/tillsyn/A 30974-2025 tillsynsbegäran.docx
+++ b/tillsyn/A 30974-2025 tillsynsbegäran.docx
@@ -445,7 +445,7 @@
     <w:r>
       <w:tab/>
       <w:tab/>
-      <w:t>2026-06-19</w:t>
+      <w:t>2026-06-20</w:t>
       <w:br/>
       <w:br/>
     </w:r>

--- a/tillsyn/A 30974-2025 tillsynsbegäran.docx
+++ b/tillsyn/A 30974-2025 tillsynsbegäran.docx
@@ -12,10 +12,7 @@
     </w:p>
     <w:p>
       <w:r>
-        <w:t>Detta dokument behandlar höga naturvärden i avverkningsanmälan A 30974-2025 i Torsby kommun som inkom 2025-06-24 och omfattar 29,2 ha.</w:t>
-      </w:r>
-      <w:r>
-        <w:t xml:space="preserve"> I Figur 1 visas fyndplatser för naturvårdsarter i området, som finns registrerade på Artportalen.</w:t>
+        <w:t>Denna tillsynsbegäran behandlar höga naturvärden i avverkningsanmälan A 30974-2025 i Torsby kommun som inkom 2025-06-24 och omfattar 29,2 ha.</w:t>
       </w:r>
     </w:p>
     <w:p>
@@ -63,7 +60,20 @@
         <w:spacing w:after="240"/>
       </w:pPr>
       <w:r>
-        <w:t>Figur 1. Fyndplatser för naturvårdsarter i avverkningsanmälan (röd linje). Inom parentes anges rödlistekategorier, S för signalarter, Tför typiska arter och fridlysningsparagrafer i artskyddsförordningen.Markörer utan svart kant är placerade på fyndplatsen. Markörer med svart kant är placerade vid sidan av fyndplatsen och har ett svart streck som visar fyndplatsens exakta position. Kartans mittpunktskoordinat är N 6748764, E 376318 i SWEREF 99 TM.</w:t>
+        <w:t>Figur 1. Fyndplatser för naturvårdsarter i avverkningsanmälan. Markörer utan svart kant är placerade på fyndplatsen. Markörer med svart kant är placerade vid sidan av fyndplatsen har ett svart streck som visar fyndplatsens exakta position. Kartans mittpunktskoordinat är N 6748764, E 376318 i SWEREF 99 TM.</w:t>
+      </w:r>
+    </w:p>
+    <w:p>
+      <w:r>
+        <w:t>I avverkningsanmälan finns fynd av 2 naturvårdsarter, varav 1 är rödlistad, 1 är fridlyst, 2 är typiska (T) och 1 är signalart (S): lunglav (NT, T) och spindelblomster (S, T, §8). Se Figur 1.</w:t>
+      </w:r>
+    </w:p>
+    <w:p>
+      <w:pPr>
+        <w:pStyle w:val="Heading1"/>
+      </w:pPr>
+      <w:r>
+        <w:t>Tillsynsbegäran</w:t>
       </w:r>
     </w:p>
     <w:p>
@@ -77,76 +87,16 @@
       </w:r>
     </w:p>
     <w:p>
-      <w:r>
-        <w:t>Nedan beskrivs fynd av naturvårdsarter och fridlysta arter som gjorts i det avverkningsanmälda området. I BILAGA 1 finns artfakta om rödlistade arter.</w:t>
-      </w:r>
-    </w:p>
-    <w:p>
       <w:pPr>
         <w:pStyle w:val="Heading1"/>
       </w:pPr>
       <w:r>
-        <w:t>Naturvårdsarter</w:t>
+        <w:t>Naturvårdsarter och fridlysta arter</w:t>
       </w:r>
     </w:p>
     <w:p>
       <w:r>
-        <w:t>I avverkningsanmälan har följande 2 naturvårdsarter hittats: lunglav (NT, T) och spindelblomster (S, T, §8). Av dessa är 1 rödlistade. För rödlistade arter har rödlistekategorin angivits inom parentes. Arter som är signalarter enligt Skogsstyrelsen har markerats med (S). Typiska arter inom Natura 2000 som är kopplade till skogsekosystem har markerats med (T). För fridlysta arter anges även paragrafen i Artskyddsförordningen som arten är fridlyst enligt.</w:t>
-      </w:r>
-    </w:p>
-    <w:p>
-      <w:r>
-        <w:t>De påträffade naturvårdsarterna är ett tydligt kvitto på att det rör sig om en skog med höga naturvärden.</w:t>
-      </w:r>
-    </w:p>
-    <w:p>
-      <w:pPr>
-        <w:pStyle w:val="Heading2"/>
-      </w:pPr>
-      <w:r>
-        <w:t>Fridlysta arter</w:t>
-      </w:r>
-    </w:p>
-    <w:p>
-      <w:r>
-        <w:t>Följande fridlysta arter har sina livsmiljöer och växtplatser i den avverkningsanmälda skogen: spindelblomster (S, T, §8).</w:t>
-      </w:r>
-    </w:p>
-    <w:p>
-      <w:r>
-        <w:rPr>
-          <w:b/>
-        </w:rPr>
-        <w:t>Spindelblomster (§8)</w:t>
-      </w:r>
-      <w:r>
-        <w:t xml:space="preserve"> växer i äldre mossrik granskog eller barrblandskog, men även i fjällbjörkskog. Arten indikerar långvarig trädkontinuitet och hög luftfuktighet och är mycket känslig för uttorkning och markskador. Spindelblomster har i många trakter minskat starkt under senare tid på grund av slutavverkningar och skogsmarksdikning. Spindelblomster är typisk art för </w:t>
-      </w:r>
-      <w:r>
-        <w:rPr>
-          <w:i/>
-        </w:rPr>
-        <w:t xml:space="preserve">9010 Taiga, 9050 Näringsrik granskog </w:t>
-      </w:r>
-      <w:r>
-        <w:t>och</w:t>
-      </w:r>
-      <w:r>
-        <w:rPr>
-          <w:i/>
-        </w:rPr>
-        <w:t xml:space="preserve"> 9040 Fjällbjörkskog</w:t>
-      </w:r>
-      <w:r>
-        <w:t xml:space="preserve"> (Nitare &amp; Skogsstyrelsen, 2019; SLU Artdatabanken, 2025).</w:t>
-      </w:r>
-    </w:p>
-    <w:p>
-      <w:pPr>
-        <w:pStyle w:val="Heading2"/>
-      </w:pPr>
-      <w:r>
-        <w:t>Övriga naturvårdsarter</w:t>
+        <w:t>Nedan följer beskrivningar av de naturvårdsarter och fridlysta arter som har sina livsmiljöer och växtplatser i den avverkningsanmälda skogen. Se även ytterligare artfakta i BILAGA 1. De påträffade naturvårdsarterna är ett tydligt kvitto på att det rör sig om en skog med höga naturvärden.</w:t>
       </w:r>
     </w:p>
     <w:p>
@@ -203,6 +153,35 @@
       </w:r>
       <w:r>
         <w:t xml:space="preserve"> (SLU Artdatabanken, 2026; Nitare &amp; Skogsstyrelsen, 2019).</w:t>
+      </w:r>
+    </w:p>
+    <w:p>
+      <w:r>
+        <w:rPr>
+          <w:b/>
+        </w:rPr>
+        <w:t>Spindelblomster (§8)</w:t>
+      </w:r>
+      <w:r>
+        <w:t xml:space="preserve"> växer i äldre mossrik granskog eller barrblandskog, men även i fjällbjörkskog. Arten indikerar långvarig trädkontinuitet och hög luftfuktighet och är mycket känslig för uttorkning och markskador. Spindelblomster har i många trakter minskat starkt under senare tid på grund av slutavverkningar och skogsmarksdikning. Spindelblomster är typisk art för </w:t>
+      </w:r>
+      <w:r>
+        <w:rPr>
+          <w:i/>
+        </w:rPr>
+        <w:t xml:space="preserve">9010 Taiga, 9050 Näringsrik granskog </w:t>
+      </w:r>
+      <w:r>
+        <w:t>och</w:t>
+      </w:r>
+      <w:r>
+        <w:rPr>
+          <w:i/>
+        </w:rPr>
+        <w:t xml:space="preserve"> 9040 Fjällbjörkskog</w:t>
+      </w:r>
+      <w:r>
+        <w:t xml:space="preserve"> (Nitare &amp; Skogsstyrelsen, 2019; SLU Artdatabanken, 2025).</w:t>
       </w:r>
     </w:p>
     <w:p>
@@ -445,7 +424,7 @@
     <w:r>
       <w:tab/>
       <w:tab/>
-      <w:t>2026-06-20</w:t>
+      <w:t>2026-06-21</w:t>
       <w:br/>
       <w:br/>
     </w:r>

--- a/tillsyn/A 30974-2025 tillsynsbegäran.docx
+++ b/tillsyn/A 30974-2025 tillsynsbegäran.docx
@@ -424,7 +424,7 @@
     <w:r>
       <w:tab/>
       <w:tab/>
-      <w:t>2026-06-21</w:t>
+      <w:t>2026-06-22</w:t>
       <w:br/>
       <w:br/>
     </w:r>

--- a/tillsyn/A 30974-2025 tillsynsbegäran.docx
+++ b/tillsyn/A 30974-2025 tillsynsbegäran.docx
@@ -424,7 +424,7 @@
     <w:r>
       <w:tab/>
       <w:tab/>
-      <w:t>2026-06-22</w:t>
+      <w:t>2026-06-23</w:t>
       <w:br/>
       <w:br/>
     </w:r>

--- a/tillsyn/A 30974-2025 tillsynsbegäran.docx
+++ b/tillsyn/A 30974-2025 tillsynsbegäran.docx
@@ -424,7 +424,7 @@
     <w:r>
       <w:tab/>
       <w:tab/>
-      <w:t>2026-06-23</w:t>
+      <w:t>2026-06-24</w:t>
       <w:br/>
       <w:br/>
     </w:r>

--- a/tillsyn/A 30974-2025 tillsynsbegäran.docx
+++ b/tillsyn/A 30974-2025 tillsynsbegäran.docx
@@ -424,7 +424,7 @@
     <w:r>
       <w:tab/>
       <w:tab/>
-      <w:t>2026-06-24</w:t>
+      <w:t>2026-06-25</w:t>
       <w:br/>
       <w:br/>
     </w:r>

--- a/tillsyn/A 30974-2025 tillsynsbegäran.docx
+++ b/tillsyn/A 30974-2025 tillsynsbegäran.docx
@@ -424,7 +424,7 @@
     <w:r>
       <w:tab/>
       <w:tab/>
-      <w:t>2026-06-25</w:t>
+      <w:t>2026-06-26</w:t>
       <w:br/>
       <w:br/>
     </w:r>

--- a/tillsyn/A 30974-2025 tillsynsbegäran.docx
+++ b/tillsyn/A 30974-2025 tillsynsbegäran.docx
@@ -424,7 +424,7 @@
     <w:r>
       <w:tab/>
       <w:tab/>
-      <w:t>2026-06-26</w:t>
+      <w:t>2026-06-27</w:t>
       <w:br/>
       <w:br/>
     </w:r>

--- a/tillsyn/A 30974-2025 tillsynsbegäran.docx
+++ b/tillsyn/A 30974-2025 tillsynsbegäran.docx
@@ -424,7 +424,7 @@
     <w:r>
       <w:tab/>
       <w:tab/>
-      <w:t>2026-06-27</w:t>
+      <w:t>2026-06-28</w:t>
       <w:br/>
       <w:br/>
     </w:r>

--- a/tillsyn/A 30974-2025 tillsynsbegäran.docx
+++ b/tillsyn/A 30974-2025 tillsynsbegäran.docx
@@ -424,7 +424,7 @@
     <w:r>
       <w:tab/>
       <w:tab/>
-      <w:t>2026-06-28</w:t>
+      <w:t>2026-06-29</w:t>
       <w:br/>
       <w:br/>
     </w:r>

--- a/tillsyn/A 30974-2025 tillsynsbegäran.docx
+++ b/tillsyn/A 30974-2025 tillsynsbegäran.docx
@@ -424,7 +424,7 @@
     <w:r>
       <w:tab/>
       <w:tab/>
-      <w:t>2026-06-29</w:t>
+      <w:t>2026-06-30</w:t>
       <w:br/>
       <w:br/>
     </w:r>

--- a/tillsyn/A 30974-2025 tillsynsbegäran.docx
+++ b/tillsyn/A 30974-2025 tillsynsbegäran.docx
@@ -424,7 +424,7 @@
     <w:r>
       <w:tab/>
       <w:tab/>
-      <w:t>2026-06-30</w:t>
+      <w:t>2026-07-01</w:t>
       <w:br/>
       <w:br/>
     </w:r>

--- a/tillsyn/A 30974-2025 tillsynsbegäran.docx
+++ b/tillsyn/A 30974-2025 tillsynsbegäran.docx
@@ -424,7 +424,7 @@
     <w:r>
       <w:tab/>
       <w:tab/>
-      <w:t>2026-07-01</w:t>
+      <w:t>2026-07-02</w:t>
       <w:br/>
       <w:br/>
     </w:r>

--- a/tillsyn/A 30974-2025 tillsynsbegäran.docx
+++ b/tillsyn/A 30974-2025 tillsynsbegäran.docx
@@ -424,7 +424,7 @@
     <w:r>
       <w:tab/>
       <w:tab/>
-      <w:t>2026-07-13</w:t>
+      <w:t>2026-07-14</w:t>
       <w:br/>
       <w:br/>
     </w:r>

--- a/tillsyn/A 30974-2025 tillsynsbegäran.docx
+++ b/tillsyn/A 30974-2025 tillsynsbegäran.docx
@@ -424,7 +424,7 @@
     <w:r>
       <w:tab/>
       <w:tab/>
-      <w:t>2026-07-14</w:t>
+      <w:t>2026-07-15</w:t>
       <w:br/>
       <w:br/>
     </w:r>

--- a/tillsyn/A 30974-2025 tillsynsbegäran.docx
+++ b/tillsyn/A 30974-2025 tillsynsbegäran.docx
@@ -424,7 +424,7 @@
     <w:r>
       <w:tab/>
       <w:tab/>
-      <w:t>2026-07-15</w:t>
+      <w:t>2026-07-16</w:t>
       <w:br/>
       <w:br/>
     </w:r>

--- a/tillsyn/A 30974-2025 tillsynsbegäran.docx
+++ b/tillsyn/A 30974-2025 tillsynsbegäran.docx
@@ -424,7 +424,7 @@
     <w:r>
       <w:tab/>
       <w:tab/>
-      <w:t>2026-07-16</w:t>
+      <w:t>2026-07-17</w:t>
       <w:br/>
       <w:br/>
     </w:r>

--- a/tillsyn/A 30974-2025 tillsynsbegäran.docx
+++ b/tillsyn/A 30974-2025 tillsynsbegäran.docx
@@ -424,7 +424,7 @@
     <w:r>
       <w:tab/>
       <w:tab/>
-      <w:t>2026-07-17</w:t>
+      <w:t>2026-07-18</w:t>
       <w:br/>
       <w:br/>
     </w:r>

--- a/tillsyn/A 30974-2025 tillsynsbegäran.docx
+++ b/tillsyn/A 30974-2025 tillsynsbegäran.docx
@@ -424,7 +424,7 @@
     <w:r>
       <w:tab/>
       <w:tab/>
-      <w:t>2026-07-18</w:t>
+      <w:t>2026-07-19</w:t>
       <w:br/>
       <w:br/>
     </w:r>

--- a/tillsyn/A 30974-2025 tillsynsbegäran.docx
+++ b/tillsyn/A 30974-2025 tillsynsbegäran.docx
@@ -424,7 +424,7 @@
     <w:r>
       <w:tab/>
       <w:tab/>
-      <w:t>2026-07-19</w:t>
+      <w:t>2026-07-20</w:t>
       <w:br/>
       <w:br/>
     </w:r>

--- a/tillsyn/A 30974-2025 tillsynsbegäran.docx
+++ b/tillsyn/A 30974-2025 tillsynsbegäran.docx
@@ -424,7 +424,7 @@
     <w:r>
       <w:tab/>
       <w:tab/>
-      <w:t>2026-07-20</w:t>
+      <w:t>2026-07-21</w:t>
       <w:br/>
       <w:br/>
     </w:r>

--- a/tillsyn/A 30974-2025 tillsynsbegäran.docx
+++ b/tillsyn/A 30974-2025 tillsynsbegäran.docx
@@ -424,7 +424,7 @@
     <w:r>
       <w:tab/>
       <w:tab/>
-      <w:t>2026-07-21</w:t>
+      <w:t>2026-07-22</w:t>
       <w:br/>
       <w:br/>
     </w:r>

--- a/tillsyn/A 30974-2025 tillsynsbegäran.docx
+++ b/tillsyn/A 30974-2025 tillsynsbegäran.docx
@@ -424,7 +424,7 @@
     <w:r>
       <w:tab/>
       <w:tab/>
-      <w:t>2026-07-22</w:t>
+      <w:t>2026-07-23</w:t>
       <w:br/>
       <w:br/>
     </w:r>

--- a/tillsyn/A 30974-2025 tillsynsbegäran.docx
+++ b/tillsyn/A 30974-2025 tillsynsbegäran.docx
@@ -424,7 +424,7 @@
     <w:r>
       <w:tab/>
       <w:tab/>
-      <w:t>2026-07-23</w:t>
+      <w:t>2026-07-24</w:t>
       <w:br/>
       <w:br/>
     </w:r>

--- a/tillsyn/A 30974-2025 tillsynsbegäran.docx
+++ b/tillsyn/A 30974-2025 tillsynsbegäran.docx
@@ -424,7 +424,7 @@
     <w:r>
       <w:tab/>
       <w:tab/>
-      <w:t>2026-07-24</w:t>
+      <w:t>2026-07-25</w:t>
       <w:br/>
       <w:br/>
     </w:r>

--- a/tillsyn/A 30974-2025 tillsynsbegäran.docx
+++ b/tillsyn/A 30974-2025 tillsynsbegäran.docx
@@ -424,7 +424,7 @@
     <w:r>
       <w:tab/>
       <w:tab/>
-      <w:t>2026-07-25</w:t>
+      <w:t>2026-07-26</w:t>
       <w:br/>
       <w:br/>
     </w:r>

--- a/tillsyn/A 30974-2025 tillsynsbegäran.docx
+++ b/tillsyn/A 30974-2025 tillsynsbegäran.docx
@@ -424,7 +424,7 @@
     <w:r>
       <w:tab/>
       <w:tab/>
-      <w:t>2026-07-26</w:t>
+      <w:t>2026-07-27</w:t>
       <w:br/>
       <w:br/>
     </w:r>

--- a/tillsyn/A 30974-2025 tillsynsbegäran.docx
+++ b/tillsyn/A 30974-2025 tillsynsbegäran.docx
@@ -424,7 +424,7 @@
     <w:r>
       <w:tab/>
       <w:tab/>
-      <w:t>2026-07-27</w:t>
+      <w:t>2026-07-28</w:t>
       <w:br/>
       <w:br/>
     </w:r>

--- a/tillsyn/A 30974-2025 tillsynsbegäran.docx
+++ b/tillsyn/A 30974-2025 tillsynsbegäran.docx
@@ -424,7 +424,7 @@
     <w:r>
       <w:tab/>
       <w:tab/>
-      <w:t>2026-07-28</w:t>
+      <w:t>2026-07-29</w:t>
       <w:br/>
       <w:br/>
     </w:r>

--- a/tillsyn/A 30974-2025 tillsynsbegäran.docx
+++ b/tillsyn/A 30974-2025 tillsynsbegäran.docx
@@ -424,7 +424,7 @@
     <w:r>
       <w:tab/>
       <w:tab/>
-      <w:t>2026-07-29</w:t>
+      <w:t>2026-07-30</w:t>
       <w:br/>
       <w:br/>
     </w:r>

--- a/tillsyn/A 30974-2025 tillsynsbegäran.docx
+++ b/tillsyn/A 30974-2025 tillsynsbegäran.docx
@@ -424,7 +424,7 @@
     <w:r>
       <w:tab/>
       <w:tab/>
-      <w:t>2026-07-30</w:t>
+      <w:t>2026-07-31</w:t>
       <w:br/>
       <w:br/>
     </w:r>

--- a/tillsyn/A 30974-2025 tillsynsbegäran.docx
+++ b/tillsyn/A 30974-2025 tillsynsbegäran.docx
@@ -424,7 +424,7 @@
     <w:r>
       <w:tab/>
       <w:tab/>
-      <w:t>2026-07-31</w:t>
+      <w:t>2026-08-01</w:t>
       <w:br/>
       <w:br/>
     </w:r>

--- a/tillsyn/A 30974-2025 tillsynsbegäran.docx
+++ b/tillsyn/A 30974-2025 tillsynsbegäran.docx
@@ -424,7 +424,7 @@
     <w:r>
       <w:tab/>
       <w:tab/>
-      <w:t>2026-08-01</w:t>
+      <w:t>2026-08-02</w:t>
       <w:br/>
       <w:br/>
     </w:r>

--- a/tillsyn/A 30974-2025 tillsynsbegäran.docx
+++ b/tillsyn/A 30974-2025 tillsynsbegäran.docx
@@ -424,7 +424,7 @@
     <w:r>
       <w:tab/>
       <w:tab/>
-      <w:t>2026-08-02</w:t>
+      <w:t>2026-08-03</w:t>
       <w:br/>
       <w:br/>
     </w:r>

--- a/tillsyn/A 30974-2025 tillsynsbegäran.docx
+++ b/tillsyn/A 30974-2025 tillsynsbegäran.docx
@@ -424,7 +424,7 @@
     <w:r>
       <w:tab/>
       <w:tab/>
-      <w:t>2026-08-03</w:t>
+      <w:t>2026-08-05</w:t>
       <w:br/>
       <w:br/>
     </w:r>

--- a/tillsyn/A 30974-2025 tillsynsbegäran.docx
+++ b/tillsyn/A 30974-2025 tillsynsbegäran.docx
@@ -424,7 +424,7 @@
     <w:r>
       <w:tab/>
       <w:tab/>
-      <w:t>2026-08-05</w:t>
+      <w:t>2026-08-07</w:t>
       <w:br/>
       <w:br/>
     </w:r>

--- a/tillsyn/A 30974-2025 tillsynsbegäran.docx
+++ b/tillsyn/A 30974-2025 tillsynsbegäran.docx
@@ -424,7 +424,7 @@
     <w:r>
       <w:tab/>
       <w:tab/>
-      <w:t>2026-08-07</w:t>
+      <w:t>2026-08-08</w:t>
       <w:br/>
       <w:br/>
     </w:r>

--- a/tillsyn/A 30974-2025 tillsynsbegäran.docx
+++ b/tillsyn/A 30974-2025 tillsynsbegäran.docx
@@ -60,7 +60,7 @@
         <w:spacing w:after="240"/>
       </w:pPr>
       <w:r>
-        <w:t>Figur 1. Fyndplatser för naturvårdsarter i avverkningsanmälan. Markörer utan svart kant är placerade på fyndplatsen. Markörer med svart kant är placerade vid sidan av fyndplatsen har ett svart streck som visar fyndplatsens exakta position. Kartans mittpunktskoordinat är N 6748764, E 376318 i SWEREF 99 TM.</w:t>
+        <w:t>Figur 1. Fyndplatser för naturvårdsarter i avverkningsanmälan. Markörer utan svart kant är placerade på fyndplatsen. Markörer med svart kant är placerade vid sidan av fyndplatsen och har ett svart streck som visar fyndplatsens exakta position. Kartans mittpunktskoordinat är N 6748764, E 376318 i SWEREF 99 TM.</w:t>
       </w:r>
     </w:p>
     <w:p>
@@ -424,7 +424,7 @@
     <w:r>
       <w:tab/>
       <w:tab/>
-      <w:t>2026-08-14</w:t>
+      <w:t>2026-08-15</w:t>
       <w:br/>
       <w:br/>
     </w:r>

--- a/tillsyn/A 30974-2025 tillsynsbegäran.docx
+++ b/tillsyn/A 30974-2025 tillsynsbegäran.docx
@@ -424,7 +424,7 @@
     <w:r>
       <w:tab/>
       <w:tab/>
-      <w:t>2026-08-15</w:t>
+      <w:t>2026-08-16</w:t>
       <w:br/>
       <w:br/>
     </w:r>

--- a/tillsyn/A 30974-2025 tillsynsbegäran.docx
+++ b/tillsyn/A 30974-2025 tillsynsbegäran.docx
@@ -424,7 +424,7 @@
     <w:r>
       <w:tab/>
       <w:tab/>
-      <w:t>2026-08-16</w:t>
+      <w:t>2026-08-17</w:t>
       <w:br/>
       <w:br/>
     </w:r>

--- a/tillsyn/A 30974-2025 tillsynsbegäran.docx
+++ b/tillsyn/A 30974-2025 tillsynsbegäran.docx
@@ -424,7 +424,7 @@
     <w:r>
       <w:tab/>
       <w:tab/>
-      <w:t>2026-08-17</w:t>
+      <w:t>2026-08-18</w:t>
       <w:br/>
       <w:br/>
     </w:r>

--- a/tillsyn/A 30974-2025 tillsynsbegäran.docx
+++ b/tillsyn/A 30974-2025 tillsynsbegäran.docx
@@ -424,7 +424,7 @@
     <w:r>
       <w:tab/>
       <w:tab/>
-      <w:t>2026-08-18</w:t>
+      <w:t>2026-08-19</w:t>
       <w:br/>
       <w:br/>
     </w:r>

--- a/tillsyn/A 30974-2025 tillsynsbegäran.docx
+++ b/tillsyn/A 30974-2025 tillsynsbegäran.docx
@@ -424,7 +424,7 @@
     <w:r>
       <w:tab/>
       <w:tab/>
-      <w:t>2026-08-19</w:t>
+      <w:t>2026-08-20</w:t>
       <w:br/>
       <w:br/>
     </w:r>

--- a/tillsyn/A 30974-2025 tillsynsbegäran.docx
+++ b/tillsyn/A 30974-2025 tillsynsbegäran.docx
@@ -424,7 +424,7 @@
     <w:r>
       <w:tab/>
       <w:tab/>
-      <w:t>2026-08-20</w:t>
+      <w:t>2026-08-21</w:t>
       <w:br/>
       <w:br/>
     </w:r>

--- a/tillsyn/A 30974-2025 tillsynsbegäran.docx
+++ b/tillsyn/A 30974-2025 tillsynsbegäran.docx
@@ -424,7 +424,7 @@
     <w:r>
       <w:tab/>
       <w:tab/>
-      <w:t>2026-08-21</w:t>
+      <w:t>2026-08-22</w:t>
       <w:br/>
       <w:br/>
     </w:r>

--- a/tillsyn/A 30974-2025 tillsynsbegäran.docx
+++ b/tillsyn/A 30974-2025 tillsynsbegäran.docx
@@ -424,7 +424,7 @@
     <w:r>
       <w:tab/>
       <w:tab/>
-      <w:t>2026-08-22</w:t>
+      <w:t>2026-08-23</w:t>
       <w:br/>
       <w:br/>
     </w:r>

--- a/tillsyn/A 30974-2025 tillsynsbegäran.docx
+++ b/tillsyn/A 30974-2025 tillsynsbegäran.docx
@@ -424,7 +424,7 @@
     <w:r>
       <w:tab/>
       <w:tab/>
-      <w:t>2026-08-23</w:t>
+      <w:t>2026-08-24</w:t>
       <w:br/>
       <w:br/>
     </w:r>

--- a/tillsyn/A 30974-2025 tillsynsbegäran.docx
+++ b/tillsyn/A 30974-2025 tillsynsbegäran.docx
@@ -424,7 +424,7 @@
     <w:r>
       <w:tab/>
       <w:tab/>
-      <w:t>2026-08-24</w:t>
+      <w:t>2026-08-25</w:t>
       <w:br/>
       <w:br/>
     </w:r>

--- a/tillsyn/A 30974-2025 tillsynsbegäran.docx
+++ b/tillsyn/A 30974-2025 tillsynsbegäran.docx
@@ -424,7 +424,7 @@
     <w:r>
       <w:tab/>
       <w:tab/>
-      <w:t>2026-08-25</w:t>
+      <w:t>2026-08-26</w:t>
       <w:br/>
       <w:br/>
     </w:r>

--- a/tillsyn/A 30974-2025 tillsynsbegäran.docx
+++ b/tillsyn/A 30974-2025 tillsynsbegäran.docx
@@ -424,7 +424,7 @@
     <w:r>
       <w:tab/>
       <w:tab/>
-      <w:t>2026-08-26</w:t>
+      <w:t>2026-08-27</w:t>
       <w:br/>
       <w:br/>
     </w:r>

--- a/tillsyn/A 30974-2025 tillsynsbegäran.docx
+++ b/tillsyn/A 30974-2025 tillsynsbegäran.docx
@@ -424,7 +424,7 @@
     <w:r>
       <w:tab/>
       <w:tab/>
-      <w:t>2026-08-27</w:t>
+      <w:t>2026-08-28</w:t>
       <w:br/>
       <w:br/>
     </w:r>

--- a/tillsyn/A 30974-2025 tillsynsbegäran.docx
+++ b/tillsyn/A 30974-2025 tillsynsbegäran.docx
@@ -424,7 +424,7 @@
     <w:r>
       <w:tab/>
       <w:tab/>
-      <w:t>2026-08-28</w:t>
+      <w:t>2026-08-29</w:t>
       <w:br/>
       <w:br/>
     </w:r>

--- a/tillsyn/A 30974-2025 tillsynsbegäran.docx
+++ b/tillsyn/A 30974-2025 tillsynsbegäran.docx
@@ -424,7 +424,7 @@
     <w:r>
       <w:tab/>
       <w:tab/>
-      <w:t>2026-08-29</w:t>
+      <w:t>2026-08-31</w:t>
       <w:br/>
       <w:br/>
     </w:r>

--- a/tillsyn/A 30974-2025 tillsynsbegäran.docx
+++ b/tillsyn/A 30974-2025 tillsynsbegäran.docx
@@ -424,7 +424,7 @@
     <w:r>
       <w:tab/>
       <w:tab/>
-      <w:t>2026-08-31</w:t>
+      <w:t>2026-09-01</w:t>
       <w:br/>
       <w:br/>
     </w:r>

--- a/tillsyn/A 30974-2025 tillsynsbegäran.docx
+++ b/tillsyn/A 30974-2025 tillsynsbegäran.docx
@@ -424,7 +424,7 @@
     <w:r>
       <w:tab/>
       <w:tab/>
-      <w:t>2026-09-01</w:t>
+      <w:t>2026-09-02</w:t>
       <w:br/>
       <w:br/>
     </w:r>

--- a/tillsyn/A 30974-2025 tillsynsbegäran.docx
+++ b/tillsyn/A 30974-2025 tillsynsbegäran.docx
@@ -424,7 +424,7 @@
     <w:r>
       <w:tab/>
       <w:tab/>
-      <w:t>2026-09-02</w:t>
+      <w:t>2026-09-03</w:t>
       <w:br/>
       <w:br/>
     </w:r>

--- a/tillsyn/A 30974-2025 tillsynsbegäran.docx
+++ b/tillsyn/A 30974-2025 tillsynsbegäran.docx
@@ -424,7 +424,7 @@
     <w:r>
       <w:tab/>
       <w:tab/>
-      <w:t>2026-09-03</w:t>
+      <w:t>2026-09-04</w:t>
       <w:br/>
       <w:br/>
     </w:r>

--- a/tillsyn/A 30974-2025 tillsynsbegäran.docx
+++ b/tillsyn/A 30974-2025 tillsynsbegäran.docx
@@ -424,7 +424,7 @@
     <w:r>
       <w:tab/>
       <w:tab/>
-      <w:t>2026-09-04</w:t>
+      <w:t>2026-09-05</w:t>
       <w:br/>
       <w:br/>
     </w:r>
